--- a/Fase 2/Evidencias Grupales/2.4_GuiaEstudiante_Fase 2_DesarrolloProyecto APT (Español).docx
+++ b/Fase 2/Evidencias Grupales/2.4_GuiaEstudiante_Fase 2_DesarrolloProyecto APT (Español).docx
@@ -16,7 +16,7 @@
         <mc:AlternateContent>
           <mc:Choice Requires="wpg">
             <w:drawing>
-              <wp:anchor distT="0" distB="0" distL="114300" distR="114300" simplePos="0" relativeHeight="251658240" behindDoc="0" locked="0" layoutInCell="1" hidden="0" allowOverlap="1" wp14:anchorId="390E0C85" wp14:editId="6B0320DB">
+              <wp:anchor distT="0" distB="0" distL="114300" distR="114300" simplePos="0" relativeHeight="251658240" behindDoc="0" locked="0" layoutInCell="1" hidden="0" allowOverlap="1" wp14:anchorId="321F7F52" wp14:editId="7D642D4D">
                 <wp:simplePos x="0" y="0"/>
                 <wp:positionH relativeFrom="column">
                   <wp:posOffset>1</wp:posOffset>
@@ -42,7 +42,7 @@
                         </a:xfrm>
                       </wpg:grpSpPr>
                       <wpg:grpSp>
-                        <wpg:cNvPr id="1726534567" name="Grupo 1726534567"/>
+                        <wpg:cNvPr id="1508349585" name="Grupo 1508349585"/>
                         <wpg:cNvGrpSpPr/>
                         <wpg:grpSpPr>
                           <a:xfrm>
@@ -53,7 +53,7 @@
                           </a:xfrm>
                         </wpg:grpSpPr>
                         <wps:wsp>
-                          <wps:cNvPr id="1199996816" name="Rectángulo 1199996816"/>
+                          <wps:cNvPr id="1532450822" name="Rectángulo 1532450822"/>
                           <wps:cNvSpPr/>
                           <wps:spPr>
                             <a:xfrm>
@@ -83,7 +83,7 @@
                           </wps:bodyPr>
                         </wps:wsp>
                         <wps:wsp>
-                          <wps:cNvPr id="1420618835" name="Rectángulo 1420618835"/>
+                          <wps:cNvPr id="408407621" name="Rectángulo 408407621"/>
                           <wps:cNvSpPr/>
                           <wps:spPr>
                             <a:xfrm>
@@ -151,7 +151,7 @@
                           </wps:bodyPr>
                         </wps:wsp>
                         <wps:wsp>
-                          <wps:cNvPr id="1555540917" name="Rectángulo 1555540917"/>
+                          <wps:cNvPr id="272965796" name="Rectángulo 272965796"/>
                           <wps:cNvSpPr/>
                           <wps:spPr>
                             <a:xfrm>
@@ -191,9 +191,9 @@
           </mc:Choice>
           <mc:Fallback>
             <w:pict>
-              <v:group w14:anchorId="390E0C85" id="Grupo 28" o:spid="_x0000_s1026" style="position:absolute;margin-left:0;margin-top:.75pt;width:491.25pt;height:123pt;z-index:251658240" coordorigin="22265,29989" coordsize="62389,15621" o:gfxdata="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">
-                <v:group id="Grupo 1726534567" o:spid="_x0000_s1027" style="position:absolute;left:22265;top:29989;width:62389;height:15621" coordsize="59912,15621" o:gfxdata="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">
-                  <v:rect id="Rectángulo 1199996816" o:spid="_x0000_s1028" style="position:absolute;width:59912;height:15621;visibility:visible;mso-wrap-style:square;v-text-anchor:middle" o:gfxdata="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" filled="f" stroked="f">
+              <v:group w14:anchorId="321F7F52" id="Grupo 28" o:spid="_x0000_s1026" style="position:absolute;margin-left:0;margin-top:.75pt;width:491.25pt;height:123pt;z-index:251658240" coordorigin="22265,29989" coordsize="62389,15621" o:gfxdata="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">
+                <v:group id="Grupo 1508349585" o:spid="_x0000_s1027" style="position:absolute;left:22265;top:29989;width:62389;height:15621" coordsize="59912,15621" o:gfxdata="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">
+                  <v:rect id="Rectángulo 1532450822" o:spid="_x0000_s1028" style="position:absolute;width:59912;height:15621;visibility:visible;mso-wrap-style:square;v-text-anchor:middle" o:gfxdata="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" filled="f" stroked="f">
                     <v:textbox inset="2.53958mm,2.53958mm,2.53958mm,2.53958mm">
                       <w:txbxContent>
                         <w:p>
@@ -205,7 +205,7 @@
                       </w:txbxContent>
                     </v:textbox>
                   </v:rect>
-                  <v:rect id="Rectángulo 1420618835" o:spid="_x0000_s1029" style="position:absolute;left:10246;top:2994;width:49666;height:12627;visibility:visible;mso-wrap-style:square;v-text-anchor:top" o:gfxdata="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" filled="f" stroked="f">
+                  <v:rect id="Rectángulo 408407621" o:spid="_x0000_s1029" style="position:absolute;left:10246;top:2994;width:49666;height:12627;visibility:visible;mso-wrap-style:square;v-text-anchor:top" o:gfxdata="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" filled="f" stroked="f">
                     <v:textbox inset="2.53958mm,1.2694mm,2.53958mm,1.2694mm">
                       <w:txbxContent>
                         <w:p>
@@ -255,7 +255,7 @@
                       </w:txbxContent>
                     </v:textbox>
                   </v:rect>
-                  <v:rect id="Rectángulo 1555540917" o:spid="_x0000_s1030" style="position:absolute;width:9931;height:14868;visibility:visible;mso-wrap-style:square;v-text-anchor:middle" o:gfxdata="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" fillcolor="#1f3864" stroked="f">
+                  <v:rect id="Rectángulo 272965796" o:spid="_x0000_s1030" style="position:absolute;width:9931;height:14868;visibility:visible;mso-wrap-style:square;v-text-anchor:middle" o:gfxdata="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" fillcolor="#1f3864" stroked="f">
                     <v:textbox inset="2.53958mm,2.53958mm,2.53958mm,2.53958mm">
                       <w:txbxContent>
                         <w:p>
@@ -617,8 +617,42 @@
                 <w:sz w:val="20"/>
                 <w:szCs w:val="20"/>
               </w:rPr>
-              <w:t>implementación preliminar del backend y frontend</w:t>
-            </w:r>
+              <w:t xml:space="preserve">implementación preliminar del </w:t>
+            </w:r>
+            <w:proofErr w:type="spellStart"/>
+            <w:r>
+              <w:rPr>
+                <w:b/>
+                <w:i/>
+                <w:color w:val="548DD4"/>
+                <w:sz w:val="20"/>
+                <w:szCs w:val="20"/>
+              </w:rPr>
+              <w:t>backend</w:t>
+            </w:r>
+            <w:proofErr w:type="spellEnd"/>
+            <w:r>
+              <w:rPr>
+                <w:b/>
+                <w:i/>
+                <w:color w:val="548DD4"/>
+                <w:sz w:val="20"/>
+                <w:szCs w:val="20"/>
+              </w:rPr>
+              <w:t xml:space="preserve"> y </w:t>
+            </w:r>
+            <w:proofErr w:type="spellStart"/>
+            <w:r>
+              <w:rPr>
+                <w:b/>
+                <w:i/>
+                <w:color w:val="548DD4"/>
+                <w:sz w:val="20"/>
+                <w:szCs w:val="20"/>
+              </w:rPr>
+              <w:t>frontend</w:t>
+            </w:r>
+            <w:proofErr w:type="spellEnd"/>
             <w:r>
               <w:rPr>
                 <w:i/>
@@ -1238,7 +1272,7 @@
     <w:tbl>
       <w:tblPr>
         <w:tblStyle w:val="a3"/>
-        <w:tblpPr w:leftFromText="180" w:rightFromText="180" w:vertAnchor="text" w:horzAnchor="margin" w:tblpXSpec="center" w:tblpY="80"/>
+        <w:tblpPr w:leftFromText="180" w:rightFromText="180" w:vertAnchor="text" w:horzAnchor="margin" w:tblpXSpec="center" w:tblpY="156"/>
         <w:tblW w:w="9496" w:type="dxa"/>
         <w:tblInd w:w="0" w:type="dxa"/>
         <w:tblBorders>
@@ -2296,7 +2330,25 @@
                 <w:sz w:val="24"/>
                 <w:szCs w:val="24"/>
               </w:rPr>
-              <w:t>Implementación backend en .NET 8</w:t>
+              <w:t xml:space="preserve">Implementación </w:t>
+            </w:r>
+            <w:proofErr w:type="spellStart"/>
+            <w:r>
+              <w:rPr>
+                <w:color w:val="595959"/>
+                <w:sz w:val="24"/>
+                <w:szCs w:val="24"/>
+              </w:rPr>
+              <w:t>backend</w:t>
+            </w:r>
+            <w:proofErr w:type="spellEnd"/>
+            <w:r>
+              <w:rPr>
+                <w:color w:val="595959"/>
+                <w:sz w:val="24"/>
+                <w:szCs w:val="24"/>
+              </w:rPr>
+              <w:t xml:space="preserve"> en .NET 8</w:t>
             </w:r>
           </w:p>
         </w:tc>
@@ -2588,7 +2640,25 @@
                 <w:sz w:val="24"/>
                 <w:szCs w:val="24"/>
               </w:rPr>
-              <w:t xml:space="preserve">Implementación frontend en </w:t>
+              <w:t xml:space="preserve">Implementación </w:t>
+            </w:r>
+            <w:proofErr w:type="spellStart"/>
+            <w:r>
+              <w:rPr>
+                <w:color w:val="595959"/>
+                <w:sz w:val="24"/>
+                <w:szCs w:val="24"/>
+              </w:rPr>
+              <w:t>frontend</w:t>
+            </w:r>
+            <w:proofErr w:type="spellEnd"/>
+            <w:r>
+              <w:rPr>
+                <w:color w:val="595959"/>
+                <w:sz w:val="24"/>
+                <w:szCs w:val="24"/>
+              </w:rPr>
+              <w:t xml:space="preserve"> en </w:t>
             </w:r>
             <w:proofErr w:type="spellStart"/>
             <w:r>
@@ -4049,7 +4119,47 @@
                 <w:sz w:val="20"/>
                 <w:szCs w:val="20"/>
               </w:rPr>
-              <w:t>, que estaban planificadas para una fase más temprana (semana 8), pero se trasladaron hacia la semana 10, una vez consolidada la primera versión estable del backend y frontend.</w:t>
+              <w:t xml:space="preserve">, que estaban planificadas para una fase más temprana (semana 8), pero se trasladaron hacia la semana 10, una vez consolidada la primera versión estable del </w:t>
+            </w:r>
+            <w:proofErr w:type="spellStart"/>
+            <w:r>
+              <w:rPr>
+                <w:i/>
+                <w:color w:val="548DD4"/>
+                <w:sz w:val="20"/>
+                <w:szCs w:val="20"/>
+              </w:rPr>
+              <w:t>backend</w:t>
+            </w:r>
+            <w:proofErr w:type="spellEnd"/>
+            <w:r>
+              <w:rPr>
+                <w:i/>
+                <w:color w:val="548DD4"/>
+                <w:sz w:val="20"/>
+                <w:szCs w:val="20"/>
+              </w:rPr>
+              <w:t xml:space="preserve"> y </w:t>
+            </w:r>
+            <w:proofErr w:type="spellStart"/>
+            <w:r>
+              <w:rPr>
+                <w:i/>
+                <w:color w:val="548DD4"/>
+                <w:sz w:val="20"/>
+                <w:szCs w:val="20"/>
+              </w:rPr>
+              <w:t>frontend</w:t>
+            </w:r>
+            <w:proofErr w:type="spellEnd"/>
+            <w:r>
+              <w:rPr>
+                <w:i/>
+                <w:color w:val="548DD4"/>
+                <w:sz w:val="20"/>
+                <w:szCs w:val="20"/>
+              </w:rPr>
+              <w:t>.</w:t>
             </w:r>
             <w:r>
               <w:rPr>
@@ -4403,7 +4513,7 @@
               <w:noProof/>
             </w:rPr>
             <w:drawing>
-              <wp:inline distT="0" distB="0" distL="0" distR="0" wp14:anchorId="50FE820D" wp14:editId="4ECFFFAB">
+              <wp:inline distT="0" distB="0" distL="0" distR="0" wp14:anchorId="7550CB52" wp14:editId="3795009A">
                 <wp:extent cx="1996440" cy="428625"/>
                 <wp:effectExtent l="0" t="0" r="0" b="0"/>
                 <wp:docPr id="29" name="image1.png" descr="http://www.duoc.cl/normasgraficas/normasgraficas/marca-duoc/6logo-fondo-transparente/fondo-transparente.png"/>
@@ -4467,9 +4577,9 @@
 <file path=word/numbering.xml><?xml version="1.0" encoding="utf-8"?>
 <w:numbering xmlns:wpc="http://schemas.microsoft.com/office/word/2010/wordprocessingCanvas" xmlns:cx="http://schemas.microsoft.com/office/drawing/2014/chartex" xmlns:cx1="http://schemas.microsoft.com/office/drawing/2015/9/8/chartex" xmlns:cx2="http://schemas.microsoft.com/office/drawing/2015/10/21/chartex" xmlns:cx3="http://schemas.microsoft.com/office/drawing/2016/5/9/chartex" xmlns:cx4="http://schemas.microsoft.com/office/drawing/2016/5/10/chartex" xmlns:cx5="http://schemas.microsoft.com/office/drawing/2016/5/11/chartex" xmlns:cx6="http://schemas.microsoft.com/office/drawing/2016/5/12/chartex" xmlns:cx7="http://schemas.microsoft.com/office/drawing/2016/5/13/chartex" xmlns:cx8="http://schemas.microsoft.com/office/drawing/2016/5/14/chartex" xmlns:mc="http://schemas.openxmlformats.org/markup-compatibility/2006" xmlns:aink="http://schemas.microsoft.com/office/drawing/2016/ink" xmlns:am3d="http://schemas.microsoft.com/office/drawing/2017/model3d" xmlns:o="urn:schemas-microsoft-com:office:office" xmlns:oel="http://schemas.microsoft.com/office/2019/extlst" xmlns:r="http://schemas.openxmlformats.org/officeDocument/2006/relationships" xmlns:m="http://schemas.openxmlformats.org/officeDocument/2006/math" xmlns:v="urn:schemas-microsoft-com:vml" xmlns:wp14="http://schemas.microsoft.com/office/word/2010/wordprocessingDrawing" xmlns:wp="http://schemas.openxmlformats.org/drawingml/2006/wordprocessingDrawing" xmlns:w10="urn:schemas-microsoft-com:office:word" xmlns:w="http://schemas.openxmlformats.org/wordprocessingml/2006/main" xmlns:w14="http://schemas.microsoft.com/office/word/2010/wordml" xmlns:w15="http://schemas.microsoft.com/office/word/2012/wordml" xmlns:w16cex="http://schemas.microsoft.com/office/word/2018/wordml/cex" xmlns:w16cid="http://schemas.microsoft.com/office/word/2016/wordml/cid" xmlns:w16="http://schemas.microsoft.com/office/word/2018/wordml" xmlns:w16du="http://schemas.microsoft.com/office/word/2023/wordml/word16du" xmlns:w16sdtdh="http://schemas.microsoft.com/office/word/2020/wordml/sdtdatahash" xmlns:w16sdtfl="http://schemas.microsoft.com/office/word/2024/wordml/sdtformatlock" xmlns:w16se="http://schemas.microsoft.com/office/word/2015/wordml/symex" xmlns:wpg="http://schemas.microsoft.com/office/word/2010/wordprocessingGroup" xmlns:wpi="http://schemas.microsoft.com/office/word/2010/wordprocessingInk" xmlns:wne="http://schemas.microsoft.com/office/word/2006/wordml" xmlns:wps="http://schemas.microsoft.com/office/word/2010/wordprocessingShape" mc:Ignorable="w14 w15 w16se w16cid w16 w16cex w16sdtdh w16sdtfl w16du wp14">
   <w:abstractNum w:abstractNumId="0" w15:restartNumberingAfterBreak="0">
-    <w:nsid w:val="167361E7"/>
+    <w:nsid w:val="1C3554FA"/>
     <w:multiLevelType w:val="multilevel"/>
-    <w:tmpl w:val="26AAAE9A"/>
+    <w:tmpl w:val="D55CBFFE"/>
     <w:lvl w:ilvl="0">
       <w:start w:val="1"/>
       <w:numFmt w:val="bullet"/>
@@ -4598,9 +4708,9 @@
     </w:lvl>
   </w:abstractNum>
   <w:abstractNum w:abstractNumId="1" w15:restartNumberingAfterBreak="0">
-    <w:nsid w:val="6375568D"/>
+    <w:nsid w:val="2EC91680"/>
     <w:multiLevelType w:val="multilevel"/>
-    <w:tmpl w:val="2A08EC06"/>
+    <w:tmpl w:val="DC4A7EC2"/>
     <w:lvl w:ilvl="0">
       <w:start w:val="1"/>
       <w:numFmt w:val="bullet"/>
@@ -4728,11 +4838,11 @@
       </w:rPr>
     </w:lvl>
   </w:abstractNum>
-  <w:num w:numId="1" w16cid:durableId="1074358802">
+  <w:num w:numId="1" w16cid:durableId="2141460435">
+    <w:abstractNumId w:val="0"/>
+  </w:num>
+  <w:num w:numId="2" w16cid:durableId="379862077">
     <w:abstractNumId w:val="1"/>
-  </w:num>
-  <w:num w:numId="2" w16cid:durableId="491993538">
-    <w:abstractNumId w:val="0"/>
   </w:num>
 </w:numbering>
 </file>

--- a/Fase 2/Evidencias Grupales/2.4_GuiaEstudiante_Fase 2_DesarrolloProyecto APT (Español).docx
+++ b/Fase 2/Evidencias Grupales/2.4_GuiaEstudiante_Fase 2_DesarrolloProyecto APT (Español).docx
@@ -2,7 +2,11 @@
 <file path=word/document.xml><?xml version="1.0" encoding="utf-8"?>
 <w:document xmlns:wpc="http://schemas.microsoft.com/office/word/2010/wordprocessingCanvas" xmlns:cx="http://schemas.microsoft.com/office/drawing/2014/chartex" xmlns:cx1="http://schemas.microsoft.com/office/drawing/2015/9/8/chartex" xmlns:cx2="http://schemas.microsoft.com/office/drawing/2015/10/21/chartex" xmlns:cx3="http://schemas.microsoft.com/office/drawing/2016/5/9/chartex" xmlns:cx4="http://schemas.microsoft.com/office/drawing/2016/5/10/chartex" xmlns:cx5="http://schemas.microsoft.com/office/drawing/2016/5/11/chartex" xmlns:cx6="http://schemas.microsoft.com/office/drawing/2016/5/12/chartex" xmlns:cx7="http://schemas.microsoft.com/office/drawing/2016/5/13/chartex" xmlns:cx8="http://schemas.microsoft.com/office/drawing/2016/5/14/chartex" xmlns:mc="http://schemas.openxmlformats.org/markup-compatibility/2006" xmlns:aink="http://schemas.microsoft.com/office/drawing/2016/ink" xmlns:am3d="http://schemas.microsoft.com/office/drawing/2017/model3d" xmlns:o="urn:schemas-microsoft-com:office:office" xmlns:oel="http://schemas.microsoft.com/office/2019/extlst" xmlns:r="http://schemas.openxmlformats.org/officeDocument/2006/relationships" xmlns:m="http://schemas.openxmlformats.org/officeDocument/2006/math" xmlns:v="urn:schemas-microsoft-com:vml" xmlns:wp14="http://schemas.microsoft.com/office/word/2010/wordprocessingDrawing" xmlns:wp="http://schemas.openxmlformats.org/drawingml/2006/wordprocessingDrawing" xmlns:w10="urn:schemas-microsoft-com:office:word" xmlns:w="http://schemas.openxmlformats.org/wordprocessingml/2006/main" xmlns:w14="http://schemas.microsoft.com/office/word/2010/wordml" xmlns:w15="http://schemas.microsoft.com/office/word/2012/wordml" xmlns:w16cex="http://schemas.microsoft.com/office/word/2018/wordml/cex" xmlns:w16cid="http://schemas.microsoft.com/office/word/2016/wordml/cid" xmlns:w16="http://schemas.microsoft.com/office/word/2018/wordml" xmlns:w16du="http://schemas.microsoft.com/office/word/2023/wordml/word16du" xmlns:w16sdtdh="http://schemas.microsoft.com/office/word/2020/wordml/sdtdatahash" xmlns:w16sdtfl="http://schemas.microsoft.com/office/word/2024/wordml/sdtformatlock" xmlns:w16se="http://schemas.microsoft.com/office/word/2015/wordml/symex" xmlns:wpg="http://schemas.microsoft.com/office/word/2010/wordprocessingGroup" xmlns:wpi="http://schemas.microsoft.com/office/word/2010/wordprocessingInk" xmlns:wne="http://schemas.microsoft.com/office/word/2006/wordml" xmlns:wps="http://schemas.microsoft.com/office/word/2010/wordprocessingShape" mc:Ignorable="w14 w15 w16se w16cid w16 w16cex w16sdtdh w16sdtfl w16du wp14">
   <w:body>
-    <w:p/>
+    <w:p>
+      <w:pPr>
+        <w:ind w:left="720" w:hanging="720"/>
+      </w:pPr>
+    </w:p>
     <w:p>
       <w:pPr>
         <w:rPr>
@@ -131,18 +135,8 @@
                                     <w:color w:val="1F3864"/>
                                     <w:sz w:val="48"/>
                                   </w:rPr>
-                                  <w:t xml:space="preserve">Asignatura </w:t>
+                                  <w:t>Asignatura Capstone</w:t>
                                 </w:r>
-                                <w:proofErr w:type="spellStart"/>
-                                <w:r>
-                                  <w:rPr>
-                                    <w:b/>
-                                    <w:color w:val="1F3864"/>
-                                    <w:sz w:val="48"/>
-                                  </w:rPr>
-                                  <w:t>Capstone</w:t>
-                                </w:r>
-                                <w:proofErr w:type="spellEnd"/>
                               </w:p>
                             </w:txbxContent>
                           </wps:txbx>
@@ -239,18 +233,8 @@
                               <w:color w:val="1F3864"/>
                               <w:sz w:val="48"/>
                             </w:rPr>
-                            <w:t xml:space="preserve">Asignatura </w:t>
+                            <w:t>Asignatura Capstone</w:t>
                           </w:r>
-                          <w:proofErr w:type="spellStart"/>
-                          <w:r>
-                            <w:rPr>
-                              <w:b/>
-                              <w:color w:val="1F3864"/>
-                              <w:sz w:val="48"/>
-                            </w:rPr>
-                            <w:t>Capstone</w:t>
-                          </w:r>
-                          <w:proofErr w:type="spellEnd"/>
                         </w:p>
                       </w:txbxContent>
                     </v:textbox>
@@ -617,42 +601,8 @@
                 <w:sz w:val="20"/>
                 <w:szCs w:val="20"/>
               </w:rPr>
-              <w:t xml:space="preserve">implementación preliminar del </w:t>
-            </w:r>
-            <w:proofErr w:type="spellStart"/>
-            <w:r>
-              <w:rPr>
-                <w:b/>
-                <w:i/>
-                <w:color w:val="548DD4"/>
-                <w:sz w:val="20"/>
-                <w:szCs w:val="20"/>
-              </w:rPr>
-              <w:t>backend</w:t>
-            </w:r>
-            <w:proofErr w:type="spellEnd"/>
-            <w:r>
-              <w:rPr>
-                <w:b/>
-                <w:i/>
-                <w:color w:val="548DD4"/>
-                <w:sz w:val="20"/>
-                <w:szCs w:val="20"/>
-              </w:rPr>
-              <w:t xml:space="preserve"> y </w:t>
-            </w:r>
-            <w:proofErr w:type="spellStart"/>
-            <w:r>
-              <w:rPr>
-                <w:b/>
-                <w:i/>
-                <w:color w:val="548DD4"/>
-                <w:sz w:val="20"/>
-                <w:szCs w:val="20"/>
-              </w:rPr>
-              <w:t>frontend</w:t>
-            </w:r>
-            <w:proofErr w:type="spellEnd"/>
+              <w:t>implementación preliminar del backend y frontend</w:t>
+            </w:r>
             <w:r>
               <w:rPr>
                 <w:i/>
@@ -1074,6 +1024,7 @@
       <w:tr>
         <w:trPr>
           <w:gridAfter w:val="1"/>
+          <w:wAfter w:w="7111" w:type="dxa"/>
           <w:trHeight w:val="440"/>
         </w:trPr>
         <w:tc>
@@ -1105,6 +1056,7 @@
       <w:tr>
         <w:trPr>
           <w:gridAfter w:val="1"/>
+          <w:wAfter w:w="7111" w:type="dxa"/>
           <w:trHeight w:val="800"/>
         </w:trPr>
         <w:tc>
@@ -2330,25 +2282,7 @@
                 <w:sz w:val="24"/>
                 <w:szCs w:val="24"/>
               </w:rPr>
-              <w:t xml:space="preserve">Implementación </w:t>
-            </w:r>
-            <w:proofErr w:type="spellStart"/>
-            <w:r>
-              <w:rPr>
-                <w:color w:val="595959"/>
-                <w:sz w:val="24"/>
-                <w:szCs w:val="24"/>
-              </w:rPr>
-              <w:t>backend</w:t>
-            </w:r>
-            <w:proofErr w:type="spellEnd"/>
-            <w:r>
-              <w:rPr>
-                <w:color w:val="595959"/>
-                <w:sz w:val="24"/>
-                <w:szCs w:val="24"/>
-              </w:rPr>
-              <w:t xml:space="preserve"> en .NET 8</w:t>
+              <w:t>Implementación backend en .NET 8</w:t>
             </w:r>
           </w:p>
         </w:tc>
@@ -2640,25 +2574,7 @@
                 <w:sz w:val="24"/>
                 <w:szCs w:val="24"/>
               </w:rPr>
-              <w:t xml:space="preserve">Implementación </w:t>
-            </w:r>
-            <w:proofErr w:type="spellStart"/>
-            <w:r>
-              <w:rPr>
-                <w:color w:val="595959"/>
-                <w:sz w:val="24"/>
-                <w:szCs w:val="24"/>
-              </w:rPr>
-              <w:t>frontend</w:t>
-            </w:r>
-            <w:proofErr w:type="spellEnd"/>
-            <w:r>
-              <w:rPr>
-                <w:color w:val="595959"/>
-                <w:sz w:val="24"/>
-                <w:szCs w:val="24"/>
-              </w:rPr>
-              <w:t xml:space="preserve"> en </w:t>
+              <w:t xml:space="preserve">Implementación frontend en </w:t>
             </w:r>
             <w:proofErr w:type="spellStart"/>
             <w:r>
@@ -4085,7 +4001,6 @@
           <w:p>
             <w:pPr>
               <w:spacing w:after="240"/>
-              <w:jc w:val="both"/>
               <w:rPr>
                 <w:i/>
                 <w:color w:val="548DD4"/>
@@ -4104,7 +4019,6 @@
             </w:r>
             <w:r>
               <w:rPr>
-                <w:b/>
                 <w:i/>
                 <w:color w:val="548DD4"/>
                 <w:sz w:val="20"/>
@@ -4119,47 +4033,25 @@
                 <w:sz w:val="20"/>
                 <w:szCs w:val="20"/>
               </w:rPr>
-              <w:t xml:space="preserve">, que estaban planificadas para una fase más temprana (semana 8), pero se trasladaron hacia la semana 10, una vez consolidada la primera versión estable del </w:t>
-            </w:r>
-            <w:proofErr w:type="spellStart"/>
-            <w:r>
-              <w:rPr>
-                <w:i/>
-                <w:color w:val="548DD4"/>
-                <w:sz w:val="20"/>
-                <w:szCs w:val="20"/>
-              </w:rPr>
-              <w:t>backend</w:t>
-            </w:r>
-            <w:proofErr w:type="spellEnd"/>
-            <w:r>
-              <w:rPr>
-                <w:i/>
-                <w:color w:val="548DD4"/>
-                <w:sz w:val="20"/>
-                <w:szCs w:val="20"/>
-              </w:rPr>
-              <w:t xml:space="preserve"> y </w:t>
-            </w:r>
-            <w:proofErr w:type="spellStart"/>
-            <w:r>
-              <w:rPr>
-                <w:i/>
-                <w:color w:val="548DD4"/>
-                <w:sz w:val="20"/>
-                <w:szCs w:val="20"/>
-              </w:rPr>
-              <w:t>frontend</w:t>
-            </w:r>
-            <w:proofErr w:type="spellEnd"/>
-            <w:r>
-              <w:rPr>
-                <w:i/>
-                <w:color w:val="548DD4"/>
-                <w:sz w:val="20"/>
-                <w:szCs w:val="20"/>
-              </w:rPr>
-              <w:t>.</w:t>
+              <w:t>, que estaban planificadas para una fase más temprana (semana 8), pero se trasladaron hacia la semana 10, una vez consolidada la primera versión estable del backend y</w:t>
+            </w:r>
+            <w:r>
+              <w:rPr>
+                <w:i/>
+                <w:color w:val="548DD4"/>
+                <w:sz w:val="20"/>
+                <w:szCs w:val="20"/>
+              </w:rPr>
+              <w:t xml:space="preserve"> </w:t>
+            </w:r>
+            <w:r>
+              <w:rPr>
+                <w:i/>
+                <w:color w:val="548DD4"/>
+                <w:sz w:val="20"/>
+                <w:szCs w:val="20"/>
+              </w:rPr>
+              <w:t>frontend.</w:t>
             </w:r>
             <w:r>
               <w:rPr>
